--- a/ZenabuPhD/DRIVERS OF IMPACT_MANUSCRIPT/OBJECTIVE_1/Intro_Drivers of impact_new direction_3_6_25.docx
+++ b/ZenabuPhD/DRIVERS OF IMPACT_MANUSCRIPT/OBJECTIVE_1/Intro_Drivers of impact_new direction_3_6_25.docx
@@ -251,7 +251,7 @@
           <w:szCs w:val="24"/>
           <w:lang w:val="en-US"/>
         </w:rPr>
-        <w:t xml:space="preserve">Author(s): </w:t>
+        <w:t>Author(s): Zenabu Suboi, Samuel Oppong,</w:t>
       </w:r>
       <w:r>
         <w:rPr>
@@ -262,7 +262,7 @@
           <w:szCs w:val="24"/>
           <w:lang w:val="en-US"/>
         </w:rPr>
-        <w:t>Zenabu Suboi</w:t>
+        <w:t xml:space="preserve"> Keziah Malm,</w:t>
       </w:r>
       <w:r>
         <w:rPr>
@@ -273,8 +273,20 @@
           <w:szCs w:val="24"/>
           <w:lang w:val="en-US"/>
         </w:rPr>
-        <w:t xml:space="preserve">, </w:t>
-      </w:r>
+        <w:t xml:space="preserve"> Emilie Pothin, Christian Selinger</w:t>
+      </w:r>
+    </w:p>
+    <w:p>
+      <w:pPr>
+        <w:spacing w:line="360" w:lineRule="auto"/>
+        <w:rPr>
+          <w:rFonts w:ascii="Times New Roman" w:hAnsi="Times New Roman" w:cs="Times New Roman"/>
+          <w:bCs/>
+          <w:sz w:val="24"/>
+          <w:szCs w:val="24"/>
+          <w:lang w:val="en-US"/>
+        </w:rPr>
+      </w:pPr>
       <w:r>
         <w:rPr>
           <w:rFonts w:ascii="Times New Roman" w:hAnsi="Times New Roman" w:cs="Times New Roman"/>
@@ -284,7 +296,7 @@
           <w:szCs w:val="24"/>
           <w:lang w:val="en-US"/>
         </w:rPr>
-        <w:t>Samuel Oppong,</w:t>
+        <w:t>Affiliation: 1 Swiss Tropical and public Health Institute, [Department], Basel, Switzerland</w:t>
       </w:r>
       <w:r>
         <w:rPr>
@@ -295,119 +307,8 @@
           <w:szCs w:val="24"/>
           <w:lang w:val="en-US"/>
         </w:rPr>
-        <w:t xml:space="preserve"> Keziah Malm,</w:t>
-      </w:r>
-      <w:r>
-        <w:rPr>
-          <w:rFonts w:ascii="Times New Roman" w:hAnsi="Times New Roman" w:cs="Times New Roman"/>
-          <w:b/>
-          <w:bCs/>
-          <w:sz w:val="24"/>
-          <w:szCs w:val="24"/>
-          <w:lang w:val="en-US"/>
-        </w:rPr>
-        <w:t xml:space="preserve"> Emilie Pothin, Christian Selinger</w:t>
-      </w:r>
-    </w:p>
-    <w:p>
-      <w:pPr>
-        <w:spacing w:line="360" w:lineRule="auto"/>
-        <w:rPr>
-          <w:rFonts w:ascii="Times New Roman" w:hAnsi="Times New Roman" w:cs="Times New Roman"/>
-          <w:bCs/>
-          <w:sz w:val="24"/>
-          <w:szCs w:val="24"/>
-          <w:lang w:val="en-US"/>
-        </w:rPr>
-      </w:pPr>
-      <w:r>
-        <w:rPr>
-          <w:rFonts w:ascii="Times New Roman" w:hAnsi="Times New Roman" w:cs="Times New Roman"/>
-          <w:b/>
-          <w:bCs/>
-          <w:sz w:val="24"/>
-          <w:szCs w:val="24"/>
-          <w:lang w:val="en-US"/>
-        </w:rPr>
-        <w:t>Affiliation:</w:t>
-      </w:r>
-      <w:r>
-        <w:rPr>
-          <w:rFonts w:ascii="Times New Roman" w:hAnsi="Times New Roman" w:cs="Times New Roman"/>
-          <w:b/>
-          <w:bCs/>
-          <w:sz w:val="24"/>
-          <w:szCs w:val="24"/>
-          <w:lang w:val="en-US"/>
-        </w:rPr>
-        <w:t xml:space="preserve"> 1 Swiss Tropical and public Health Institute</w:t>
-      </w:r>
-      <w:r>
-        <w:rPr>
-          <w:rFonts w:ascii="Times New Roman" w:hAnsi="Times New Roman" w:cs="Times New Roman"/>
-          <w:b/>
-          <w:bCs/>
-          <w:sz w:val="24"/>
-          <w:szCs w:val="24"/>
-          <w:lang w:val="en-US"/>
-        </w:rPr>
-        <w:t xml:space="preserve">, [Department], </w:t>
-      </w:r>
-      <w:r>
-        <w:rPr>
-          <w:rFonts w:ascii="Times New Roman" w:hAnsi="Times New Roman" w:cs="Times New Roman"/>
-          <w:b/>
-          <w:bCs/>
-          <w:sz w:val="24"/>
-          <w:szCs w:val="24"/>
-          <w:lang w:val="en-US"/>
-        </w:rPr>
-        <w:t>Basel</w:t>
-      </w:r>
-      <w:r>
-        <w:rPr>
-          <w:rFonts w:ascii="Times New Roman" w:hAnsi="Times New Roman" w:cs="Times New Roman"/>
-          <w:b/>
-          <w:bCs/>
-          <w:sz w:val="24"/>
-          <w:szCs w:val="24"/>
-          <w:lang w:val="en-US"/>
-        </w:rPr>
-        <w:t xml:space="preserve">, </w:t>
-      </w:r>
-      <w:r>
-        <w:rPr>
-          <w:rFonts w:ascii="Times New Roman" w:hAnsi="Times New Roman" w:cs="Times New Roman"/>
-          <w:b/>
-          <w:bCs/>
-          <w:sz w:val="24"/>
-          <w:szCs w:val="24"/>
-          <w:lang w:val="en-US"/>
-        </w:rPr>
-        <w:t>Switzerland</w:t>
-      </w:r>
-      <w:r>
-        <w:rPr>
-          <w:rFonts w:ascii="Times New Roman" w:hAnsi="Times New Roman" w:cs="Times New Roman"/>
-          <w:b/>
-          <w:bCs/>
-          <w:sz w:val="24"/>
-          <w:szCs w:val="24"/>
-          <w:lang w:val="en-US"/>
-        </w:rPr>
         <w:br/>
-        <w:t xml:space="preserve">Corresponding Author: </w:t>
-      </w:r>
-      <w:r>
-        <w:rPr>
-          <w:rFonts w:ascii="Times New Roman" w:hAnsi="Times New Roman" w:cs="Times New Roman"/>
-          <w:b/>
-          <w:bCs/>
-          <w:sz w:val="24"/>
-          <w:szCs w:val="24"/>
-          <w:lang w:val="en-US"/>
-        </w:rPr>
-        <w:t>zenabu.suboi@swisstph.ch</w:t>
+        <w:t>Corresponding Author: zenabu.suboi@swisstph.ch</w:t>
       </w:r>
     </w:p>
     <w:p>
@@ -500,13 +401,7 @@
         <w:rPr>
           <w:bCs/>
         </w:rPr>
-        <w:t>substantial progress made over the past two decades</w:t>
-      </w:r>
-      <w:r>
-        <w:rPr>
-          <w:bCs/>
-        </w:rPr>
-        <w:t>,</w:t>
+        <w:t>substantial progress made over the past two decades,</w:t>
       </w:r>
       <w:r>
         <w:rPr>
@@ -697,6 +592,7 @@
         </w:rPr>
         <w:t xml:space="preserve"> nets (</w:t>
       </w:r>
+      <w:proofErr w:type="spellStart"/>
       <w:r>
         <w:rPr>
           <w:bCs/>
@@ -707,7 +603,14 @@
         <w:rPr>
           <w:bCs/>
         </w:rPr>
-        <w:t xml:space="preserve">Ns), indoor residual spraying (IRS), seasonal malaria chemoprevention (SMC), </w:t>
+        <w:t>Ns</w:t>
+      </w:r>
+      <w:proofErr w:type="spellEnd"/>
+      <w:r>
+        <w:rPr>
+          <w:bCs/>
+        </w:rPr>
+        <w:t xml:space="preserve">), indoor residual spraying (IRS), seasonal malaria chemoprevention (SMC), </w:t>
       </w:r>
       <w:r>
         <w:rPr>
@@ -758,14 +661,7 @@
           <w:bCs/>
           <w:lang w:val="en-US"/>
         </w:rPr>
-        <w:t>, under the</w:t>
-      </w:r>
-      <w:r>
-        <w:rPr>
-          <w:bCs/>
-          <w:lang w:val="en-US"/>
-        </w:rPr>
-        <w:t xml:space="preserve"> </w:t>
+        <w:t xml:space="preserve">, under the </w:t>
       </w:r>
       <w:r>
         <w:rPr>
@@ -838,7 +734,21 @@
           <w:bCs/>
         </w:rPr>
         <w:lastRenderedPageBreak/>
-        <w:t>or coverage levels should be deprioritized in order to minimize the negative impact on malaria outcomes.</w:t>
+        <w:t xml:space="preserve">or coverage levels should be deprioritized </w:t>
+      </w:r>
+      <w:proofErr w:type="gramStart"/>
+      <w:r>
+        <w:rPr>
+          <w:bCs/>
+        </w:rPr>
+        <w:t>in order to</w:t>
+      </w:r>
+      <w:proofErr w:type="gramEnd"/>
+      <w:r>
+        <w:rPr>
+          <w:bCs/>
+        </w:rPr>
+        <w:t xml:space="preserve"> minimize the negative impact on malaria outcomes.</w:t>
       </w:r>
     </w:p>
     <w:p>
@@ -900,7 +810,23 @@
           <w:lang w:val="en-US"/>
         </w:rPr>
         <w:br/>
-        <w:t>This study combines impact analysis and global sensitivity analysis to support NMCPs in Ghana and similar settings in making evidence-based decisions on intervention deprioritization. We focus on quantifying the contribution of each intervention to malaria case reduction under a fixed set of assumptions, while also assessing the robustness of these outcomes across plausible ranges of uncertainty in key inputs.</w:t>
+        <w:t xml:space="preserve">This study combines impact analysis and global sensitivity analysis to support NMCPs in Ghana and similar settings in making evidence-based decisions on intervention </w:t>
+      </w:r>
+      <w:proofErr w:type="spellStart"/>
+      <w:r>
+        <w:rPr>
+          <w:bCs/>
+          <w:lang w:val="en-US"/>
+        </w:rPr>
+        <w:t>deprioritization</w:t>
+      </w:r>
+      <w:proofErr w:type="spellEnd"/>
+      <w:r>
+        <w:rPr>
+          <w:bCs/>
+          <w:lang w:val="en-US"/>
+        </w:rPr>
+        <w:t>. We focus on quantifying the contribution of each intervention to malaria case reduction under a fixed set of assumptions, while also assessing the robustness of these outcomes across plausible ranges of uncertainty in key inputs.</w:t>
       </w:r>
     </w:p>
     <w:p>
@@ -1347,7 +1273,29 @@
           <w:szCs w:val="24"/>
           <w:lang w:val="en-US"/>
         </w:rPr>
-        <w:t xml:space="preserve"> [monica]</w:t>
+        <w:t xml:space="preserve"> [</w:t>
+      </w:r>
+      <w:proofErr w:type="spellStart"/>
+      <w:r>
+        <w:rPr>
+          <w:rFonts w:ascii="Times New Roman" w:hAnsi="Times New Roman" w:cs="Times New Roman"/>
+          <w:bCs/>
+          <w:sz w:val="24"/>
+          <w:szCs w:val="24"/>
+          <w:lang w:val="en-US"/>
+        </w:rPr>
+        <w:t>monica</w:t>
+      </w:r>
+      <w:proofErr w:type="spellEnd"/>
+      <w:r>
+        <w:rPr>
+          <w:rFonts w:ascii="Times New Roman" w:hAnsi="Times New Roman" w:cs="Times New Roman"/>
+          <w:bCs/>
+          <w:sz w:val="24"/>
+          <w:szCs w:val="24"/>
+          <w:lang w:val="en-US"/>
+        </w:rPr>
+        <w:t>]</w:t>
       </w:r>
       <w:r>
         <w:rPr>
@@ -1415,7 +1363,29 @@
           <w:szCs w:val="24"/>
           <w:lang w:val="en-US"/>
         </w:rPr>
-        <w:t>. Several methods exist for performing global sensitivity analysis as summarized by …[]</w:t>
+        <w:t xml:space="preserve">. Several methods exist for performing global sensitivity analysis as summarized by </w:t>
+      </w:r>
+      <w:proofErr w:type="gramStart"/>
+      <w:r>
+        <w:rPr>
+          <w:rFonts w:ascii="Times New Roman" w:hAnsi="Times New Roman" w:cs="Times New Roman"/>
+          <w:bCs/>
+          <w:sz w:val="24"/>
+          <w:szCs w:val="24"/>
+          <w:lang w:val="en-US"/>
+        </w:rPr>
+        <w:t>…[</w:t>
+      </w:r>
+      <w:proofErr w:type="gramEnd"/>
+      <w:r>
+        <w:rPr>
+          <w:rFonts w:ascii="Times New Roman" w:hAnsi="Times New Roman" w:cs="Times New Roman"/>
+          <w:bCs/>
+          <w:sz w:val="24"/>
+          <w:szCs w:val="24"/>
+          <w:lang w:val="en-US"/>
+        </w:rPr>
+        <w:t>]</w:t>
       </w:r>
     </w:p>
     <w:p>
@@ -1503,17 +1473,7 @@
           <w:szCs w:val="24"/>
           <w:lang w:val="en-US"/>
         </w:rPr>
-        <w:t xml:space="preserve">. </w:t>
-      </w:r>
-      <w:r>
-        <w:rPr>
-          <w:rFonts w:ascii="Times New Roman" w:hAnsi="Times New Roman" w:cs="Times New Roman"/>
-          <w:bCs/>
-          <w:sz w:val="24"/>
-          <w:szCs w:val="24"/>
-          <w:lang w:val="en-US"/>
-        </w:rPr>
-        <w:t>Sobol’ sensitivity method, a variance-based sensitivity analysis method, allow</w:t>
+        <w:t>. Sobol’ sensitivity method, a variance-based sensitivity analysis method, allow</w:t>
       </w:r>
       <w:r>
         <w:rPr>
@@ -1543,7 +1503,29 @@
           <w:szCs w:val="24"/>
           <w:lang w:val="en-US"/>
         </w:rPr>
-        <w:t xml:space="preserve"> [saltelli]</w:t>
+        <w:t xml:space="preserve"> [</w:t>
+      </w:r>
+      <w:proofErr w:type="spellStart"/>
+      <w:r>
+        <w:rPr>
+          <w:rFonts w:ascii="Times New Roman" w:hAnsi="Times New Roman" w:cs="Times New Roman"/>
+          <w:bCs/>
+          <w:sz w:val="24"/>
+          <w:szCs w:val="24"/>
+          <w:lang w:val="en-US"/>
+        </w:rPr>
+        <w:t>saltelli</w:t>
+      </w:r>
+      <w:proofErr w:type="spellEnd"/>
+      <w:r>
+        <w:rPr>
+          <w:rFonts w:ascii="Times New Roman" w:hAnsi="Times New Roman" w:cs="Times New Roman"/>
+          <w:bCs/>
+          <w:sz w:val="24"/>
+          <w:szCs w:val="24"/>
+          <w:lang w:val="en-US"/>
+        </w:rPr>
+        <w:t>]</w:t>
       </w:r>
       <w:r>
         <w:rPr>
@@ -1580,7 +1562,35 @@
         <w:rPr>
           <w:bCs/>
         </w:rPr>
-        <w:t xml:space="preserve"> constraints, we employ a mathematical modeling approach using OpenMalaria, a well-established individual-based</w:t>
+        <w:t xml:space="preserve"> constraints, we employ a mathematical </w:t>
+      </w:r>
+      <w:proofErr w:type="spellStart"/>
+      <w:r>
+        <w:rPr>
+          <w:bCs/>
+        </w:rPr>
+        <w:t>modeling</w:t>
+      </w:r>
+      <w:proofErr w:type="spellEnd"/>
+      <w:r>
+        <w:rPr>
+          <w:bCs/>
+        </w:rPr>
+        <w:t xml:space="preserve"> approach using </w:t>
+      </w:r>
+      <w:proofErr w:type="spellStart"/>
+      <w:r>
+        <w:rPr>
+          <w:bCs/>
+        </w:rPr>
+        <w:t>OpenMalaria</w:t>
+      </w:r>
+      <w:proofErr w:type="spellEnd"/>
+      <w:r>
+        <w:rPr>
+          <w:bCs/>
+        </w:rPr>
+        <w:t>, a well-established individual-based</w:t>
       </w:r>
       <w:r>
         <w:rPr>
@@ -1598,13 +1608,7 @@
         <w:rPr>
           <w:bCs/>
         </w:rPr>
-        <w:t xml:space="preserve"> for </w:t>
-      </w:r>
-      <w:r>
-        <w:rPr>
-          <w:bCs/>
-        </w:rPr>
-        <w:t>malaria transmission</w:t>
+        <w:t xml:space="preserve"> for malaria transmission</w:t>
       </w:r>
       <w:r>
         <w:rPr>
@@ -1634,13 +1638,7 @@
         <w:rPr>
           <w:bCs/>
         </w:rPr>
-        <w:t xml:space="preserve"> for malaria control and explore the impact of </w:t>
-      </w:r>
-      <w:r>
-        <w:rPr>
-          <w:bCs/>
-        </w:rPr>
-        <w:t>removing individua</w:t>
+        <w:t xml:space="preserve"> for malaria control and explore the impact of removing individua</w:t>
       </w:r>
       <w:r>
         <w:rPr>
@@ -1712,43 +1710,7 @@
         <w:rPr>
           <w:bCs/>
         </w:rPr>
-        <w:t xml:space="preserve"> coverage most strongly influence malaria </w:t>
-      </w:r>
-      <w:r>
-        <w:rPr>
-          <w:bCs/>
-        </w:rPr>
-        <w:t>incidence</w:t>
-      </w:r>
-      <w:r>
-        <w:rPr>
-          <w:bCs/>
-        </w:rPr>
-        <w:t xml:space="preserve"> </w:t>
-      </w:r>
-      <w:r>
-        <w:rPr>
-          <w:bCs/>
-        </w:rPr>
-        <w:t>reduction</w:t>
-      </w:r>
-      <w:r>
-        <w:rPr>
-          <w:bCs/>
-        </w:rPr>
-        <w:t xml:space="preserve">. By quantifying the relative </w:t>
-      </w:r>
-      <w:r>
-        <w:rPr>
-          <w:bCs/>
-        </w:rPr>
-        <w:t>contribution</w:t>
-      </w:r>
-      <w:r>
-        <w:rPr>
-          <w:bCs/>
-        </w:rPr>
-        <w:t xml:space="preserve"> of each intervention, this analysis provides a data-driven basis for guiding strategic decisions about resource allocation and intervention prioritization in the face of funding limitations.</w:t>
+        <w:t xml:space="preserve"> coverage most strongly influence malaria incidence reduction. By quantifying the relative contribution of each intervention, this analysis provides a data-driven basis for guiding strategic decisions about resource allocation and intervention prioritization in the face of funding limitations.</w:t>
       </w:r>
     </w:p>
     <w:p>
@@ -1794,14 +1756,25 @@
           <w:lang w:val="en-US"/>
         </w:rPr>
       </w:pPr>
-      <w:r>
-        <w:rPr>
-          <w:rFonts w:ascii="Times New Roman" w:hAnsi="Times New Roman" w:cs="Times New Roman"/>
-          <w:sz w:val="24"/>
-          <w:szCs w:val="24"/>
-          <w:lang w:val="en-US"/>
-        </w:rPr>
-        <w:t>OpenMalaria Simulation Model</w:t>
+      <w:proofErr w:type="spellStart"/>
+      <w:r>
+        <w:rPr>
+          <w:rFonts w:ascii="Times New Roman" w:hAnsi="Times New Roman" w:cs="Times New Roman"/>
+          <w:sz w:val="24"/>
+          <w:szCs w:val="24"/>
+          <w:lang w:val="en-US"/>
+        </w:rPr>
+        <w:t>OpenMalaria</w:t>
+      </w:r>
+      <w:proofErr w:type="spellEnd"/>
+      <w:r>
+        <w:rPr>
+          <w:rFonts w:ascii="Times New Roman" w:hAnsi="Times New Roman" w:cs="Times New Roman"/>
+          <w:sz w:val="24"/>
+          <w:szCs w:val="24"/>
+          <w:lang w:val="en-US"/>
+        </w:rPr>
+        <w:t xml:space="preserve"> Simulation Model</w:t>
       </w:r>
     </w:p>
     <w:p>
@@ -1814,14 +1787,25 @@
           <w:lang w:val="en-US"/>
         </w:rPr>
       </w:pPr>
-      <w:r>
-        <w:rPr>
-          <w:rFonts w:ascii="Times New Roman" w:hAnsi="Times New Roman" w:cs="Times New Roman"/>
-          <w:sz w:val="24"/>
-          <w:szCs w:val="24"/>
-          <w:lang w:val="en-US"/>
-        </w:rPr>
-        <w:t xml:space="preserve">OpenMalaria, developed by the Swiss Tropical and Public Health Institute, is an individual-based model used to simulate the dynamics of malaria transmission and epidemiology, and the impact of interventions on health and economic outcomes. It is a stochastic open-source program written in C++. Initially designed for modeling malaria vaccines, it employs microsimulations to depict </w:t>
+      <w:proofErr w:type="spellStart"/>
+      <w:r>
+        <w:rPr>
+          <w:rFonts w:ascii="Times New Roman" w:hAnsi="Times New Roman" w:cs="Times New Roman"/>
+          <w:sz w:val="24"/>
+          <w:szCs w:val="24"/>
+          <w:lang w:val="en-US"/>
+        </w:rPr>
+        <w:t>OpenMalaria</w:t>
+      </w:r>
+      <w:proofErr w:type="spellEnd"/>
+      <w:r>
+        <w:rPr>
+          <w:rFonts w:ascii="Times New Roman" w:hAnsi="Times New Roman" w:cs="Times New Roman"/>
+          <w:sz w:val="24"/>
+          <w:szCs w:val="24"/>
+          <w:lang w:val="en-US"/>
+        </w:rPr>
+        <w:t xml:space="preserve">, developed by the Swiss Tropical and Public Health Institute, is an individual-based model used to simulate the dynamics of malaria transmission and epidemiology, and the impact of interventions on health and economic outcomes. It is a stochastic open-source program written in C++. Initially designed for modeling malaria vaccines, it employs microsimulations to depict </w:t>
       </w:r>
       <w:r>
         <w:rPr>
@@ -1840,7 +1824,27 @@
           <w:szCs w:val="24"/>
           <w:lang w:val="en-US"/>
         </w:rPr>
-        <w:t xml:space="preserve"> malaria dynamics in human populations. The model simulates various aspects, including the dynamics of malaria parasitemia during infection, the life cycle of mosquitoes, disease transmission between humans and mosquitoes, the development of anti-malaria immunity in human hosts, and the progression to illness and mortality. OpenMalaria simulates malaria in human and vector populations, and has been used extensively to investigate multiple questions relating to disease dynamics or the use of existing and new interventions </w:t>
+        <w:t xml:space="preserve"> malaria dynamics in human populations. The model simulates various aspects, including the dynamics of malaria parasitemia during infection, the life cycle of mosquitoes, disease transmission between humans and mosquitoes, the development of anti-malaria immunity in human hosts, and the progression to illness and mortality. </w:t>
+      </w:r>
+      <w:proofErr w:type="spellStart"/>
+      <w:r>
+        <w:rPr>
+          <w:rFonts w:ascii="Times New Roman" w:hAnsi="Times New Roman" w:cs="Times New Roman"/>
+          <w:sz w:val="24"/>
+          <w:szCs w:val="24"/>
+          <w:lang w:val="en-US"/>
+        </w:rPr>
+        <w:t>OpenMalaria</w:t>
+      </w:r>
+      <w:proofErr w:type="spellEnd"/>
+      <w:r>
+        <w:rPr>
+          <w:rFonts w:ascii="Times New Roman" w:hAnsi="Times New Roman" w:cs="Times New Roman"/>
+          <w:sz w:val="24"/>
+          <w:szCs w:val="24"/>
+          <w:lang w:val="en-US"/>
+        </w:rPr>
+        <w:t xml:space="preserve"> simulates malaria in human and vector populations, and has been used extensively to investigate multiple questions relating to disease dynamics or the use of existing and new interventions </w:t>
       </w:r>
       <w:r>
         <w:rPr>
@@ -1927,14 +1931,35 @@
           <w:lang w:val="en-US"/>
         </w:rPr>
       </w:pPr>
-      <w:r>
-        <w:rPr>
-          <w:rFonts w:ascii="Times New Roman" w:hAnsi="Times New Roman" w:cs="Times New Roman"/>
-          <w:sz w:val="24"/>
-          <w:szCs w:val="24"/>
-          <w:lang w:val="en-US"/>
-        </w:rPr>
-        <w:t xml:space="preserve">We used OpenMalaria v44.0 </w:t>
+      <w:bookmarkStart w:id="0" w:name="_Hlk219970911"/>
+      <w:r>
+        <w:rPr>
+          <w:rFonts w:ascii="Times New Roman" w:hAnsi="Times New Roman" w:cs="Times New Roman"/>
+          <w:sz w:val="24"/>
+          <w:szCs w:val="24"/>
+          <w:lang w:val="en-US"/>
+        </w:rPr>
+        <w:t xml:space="preserve">We used </w:t>
+      </w:r>
+      <w:proofErr w:type="spellStart"/>
+      <w:r>
+        <w:rPr>
+          <w:rFonts w:ascii="Times New Roman" w:hAnsi="Times New Roman" w:cs="Times New Roman"/>
+          <w:sz w:val="24"/>
+          <w:szCs w:val="24"/>
+          <w:lang w:val="en-US"/>
+        </w:rPr>
+        <w:t>OpenMalaria</w:t>
+      </w:r>
+      <w:proofErr w:type="spellEnd"/>
+      <w:r>
+        <w:rPr>
+          <w:rFonts w:ascii="Times New Roman" w:hAnsi="Times New Roman" w:cs="Times New Roman"/>
+          <w:sz w:val="24"/>
+          <w:szCs w:val="24"/>
+          <w:lang w:val="en-US"/>
+        </w:rPr>
+        <w:t xml:space="preserve"> v44.0 </w:t>
       </w:r>
       <w:r>
         <w:rPr>
@@ -2103,7 +2128,45 @@
           <w:szCs w:val="24"/>
           <w:lang w:val="en-US"/>
         </w:rPr>
-        <w:t xml:space="preserve">Data from demographic and health surveillance surveys (DHS) and MIS between 2003 and 2019 were used to estimate access to care in the different regions in Ghana. Estimates of vector species density were obtained from a publicly available dataset provided by MAP. DHIS2 case count data between 2015 and 2022 were averaged by month and region, and </w:t>
+        <w:t xml:space="preserve">Data from demographic and health surveillance surveys (DHS) and MIS between 2003 and 2019 were used to estimate access to care in the different regions in Ghana. Estimates of vector species density were obtained from a publicly available </w:t>
+      </w:r>
+      <w:proofErr w:type="gramStart"/>
+      <w:r>
+        <w:rPr>
+          <w:rFonts w:ascii="Times New Roman" w:hAnsi="Times New Roman" w:cs="Times New Roman"/>
+          <w:sz w:val="24"/>
+          <w:szCs w:val="24"/>
+          <w:lang w:val="en-US"/>
+        </w:rPr>
+        <w:t>dataset</w:t>
+      </w:r>
+      <w:proofErr w:type="gramEnd"/>
+      <w:r>
+        <w:rPr>
+          <w:rFonts w:ascii="Times New Roman" w:hAnsi="Times New Roman" w:cs="Times New Roman"/>
+          <w:sz w:val="24"/>
+          <w:szCs w:val="24"/>
+          <w:lang w:val="en-US"/>
+        </w:rPr>
+        <w:t xml:space="preserve"> provided by MAP. DHIS2 case count data between 2015 and 2022 averaged by month and region</w:t>
+      </w:r>
+      <w:r>
+        <w:rPr>
+          <w:rFonts w:ascii="Times New Roman" w:hAnsi="Times New Roman" w:cs="Times New Roman"/>
+          <w:sz w:val="24"/>
+          <w:szCs w:val="24"/>
+          <w:lang w:val="en-US"/>
+        </w:rPr>
+        <w:t xml:space="preserve"> </w:t>
+      </w:r>
+      <w:r>
+        <w:rPr>
+          <w:rFonts w:ascii="Times New Roman" w:hAnsi="Times New Roman" w:cs="Times New Roman"/>
+          <w:sz w:val="24"/>
+          <w:szCs w:val="24"/>
+          <w:lang w:val="en-US"/>
+        </w:rPr>
+        <w:t xml:space="preserve">were used to </w:t>
       </w:r>
       <w:r>
         <w:rPr>
@@ -2113,7 +2176,7 @@
           <w:lang w:val="en-US"/>
         </w:rPr>
         <w:lastRenderedPageBreak/>
-        <w:t xml:space="preserve">were used to parameterize seasonal transmission patterns. </w:t>
+        <w:t xml:space="preserve">parameterize seasonal transmission patterns. </w:t>
       </w:r>
       <w:r>
         <w:rPr>
@@ -2123,16 +2186,67 @@
           <w:szCs w:val="24"/>
           <w:lang w:val="en-US"/>
         </w:rPr>
-        <w:t xml:space="preserve">Characteristics, including demographics, mosquito species composition, their biting patterns, and the entomological inoculation rate, were modelled, and the human and vector interventions in the NSP were applied. </w:t>
-      </w:r>
-      <w:r>
-        <w:rPr>
-          <w:rFonts w:ascii="Times New Roman" w:hAnsi="Times New Roman" w:cs="Times New Roman"/>
-          <w:sz w:val="24"/>
-          <w:szCs w:val="24"/>
-          <w:lang w:val="en-US"/>
-        </w:rPr>
-        <w:t>Since OpenMalaria is a complex model with many input parameters, it is computationally intensive to run an exhaustive number of simulations; hence, we implemented the Latin hypercube sampling (LHS) method to reduce the number of model runs.</w:t>
+        <w:t>Characteristics, including demographics, mosquito species composition, their biting patterns, and the entomological inoculation rate, were modelled, and the human and vector interventions in the NSP were applied.</w:t>
+      </w:r>
+      <w:bookmarkEnd w:id="0"/>
+      <w:r>
+        <w:rPr>
+          <w:rFonts w:ascii="Times New Roman" w:hAnsi="Times New Roman" w:cs="Times New Roman"/>
+          <w:color w:val="000000"/>
+          <w:sz w:val="24"/>
+          <w:szCs w:val="24"/>
+          <w:lang w:val="en-US"/>
+        </w:rPr>
+        <w:t xml:space="preserve"> </w:t>
+      </w:r>
+      <w:r>
+        <w:rPr>
+          <w:rFonts w:ascii="Times New Roman" w:hAnsi="Times New Roman" w:cs="Times New Roman"/>
+          <w:sz w:val="24"/>
+          <w:szCs w:val="24"/>
+          <w:lang w:val="en-US"/>
+        </w:rPr>
+        <w:t xml:space="preserve">Since </w:t>
+      </w:r>
+      <w:proofErr w:type="spellStart"/>
+      <w:r>
+        <w:rPr>
+          <w:rFonts w:ascii="Times New Roman" w:hAnsi="Times New Roman" w:cs="Times New Roman"/>
+          <w:sz w:val="24"/>
+          <w:szCs w:val="24"/>
+          <w:lang w:val="en-US"/>
+        </w:rPr>
+        <w:t>OpenMalaria</w:t>
+      </w:r>
+      <w:proofErr w:type="spellEnd"/>
+      <w:r>
+        <w:rPr>
+          <w:rFonts w:ascii="Times New Roman" w:hAnsi="Times New Roman" w:cs="Times New Roman"/>
+          <w:sz w:val="24"/>
+          <w:szCs w:val="24"/>
+          <w:lang w:val="en-US"/>
+        </w:rPr>
+        <w:t xml:space="preserve"> is a complex model with many input parameters, it is computationally intensive to run an exhaustive number of simulations; hence, we implemented the Latin hypercube sampling (LHS) method to reduce the number of </w:t>
+      </w:r>
+      <w:proofErr w:type="gramStart"/>
+      <w:r>
+        <w:rPr>
+          <w:rFonts w:ascii="Times New Roman" w:hAnsi="Times New Roman" w:cs="Times New Roman"/>
+          <w:sz w:val="24"/>
+          <w:szCs w:val="24"/>
+          <w:lang w:val="en-US"/>
+        </w:rPr>
+        <w:t>model</w:t>
+      </w:r>
+      <w:proofErr w:type="gramEnd"/>
+      <w:r>
+        <w:rPr>
+          <w:rFonts w:ascii="Times New Roman" w:hAnsi="Times New Roman" w:cs="Times New Roman"/>
+          <w:sz w:val="24"/>
+          <w:szCs w:val="24"/>
+          <w:lang w:val="en-US"/>
+        </w:rPr>
+        <w:t xml:space="preserve"> runs.</w:t>
       </w:r>
       <w:r>
         <w:rPr>
@@ -2172,7 +2286,27 @@
           <w:szCs w:val="24"/>
           <w:lang w:val="en-US"/>
         </w:rPr>
-        <w:t xml:space="preserve"> This sampling scheme ensured uniform coverage of the parameter space and a representative set of points spanning the variability of the model output across the entire space. OpenMalaria was run on the sampled data, and </w:t>
+        <w:t xml:space="preserve"> This sampling scheme ensured uniform coverage of the parameter space and a representative set of points spanning the variability of the model output across the entire space. </w:t>
+      </w:r>
+      <w:proofErr w:type="spellStart"/>
+      <w:r>
+        <w:rPr>
+          <w:rFonts w:ascii="Times New Roman" w:hAnsi="Times New Roman" w:cs="Times New Roman"/>
+          <w:sz w:val="24"/>
+          <w:szCs w:val="24"/>
+          <w:lang w:val="en-US"/>
+        </w:rPr>
+        <w:t>OpenMalaria</w:t>
+      </w:r>
+      <w:proofErr w:type="spellEnd"/>
+      <w:r>
+        <w:rPr>
+          <w:rFonts w:ascii="Times New Roman" w:hAnsi="Times New Roman" w:cs="Times New Roman"/>
+          <w:sz w:val="24"/>
+          <w:szCs w:val="24"/>
+          <w:lang w:val="en-US"/>
+        </w:rPr>
+        <w:t xml:space="preserve"> was run on the sampled data, and </w:t>
       </w:r>
       <w:r>
         <w:rPr>
@@ -2320,7 +2454,67 @@
           <w:szCs w:val="24"/>
           <w:lang w:val="en-US"/>
         </w:rPr>
-        <w:t xml:space="preserve">. Since running simulations using OpenMalaria is resource-intensive, and generating the high volume of data required for a comprehensive sensitivity analysis is computationally expensive, a Gaussian process (GP) surrogate model was trained to predict OpenMalaria outputs to generate data for the sensitivity analysis. Once trained, GP models reduce computational costs and shorten the amount of time needed to implement model runs: instead of running </w:t>
+        <w:t xml:space="preserve">. Since running simulations using </w:t>
+      </w:r>
+      <w:proofErr w:type="spellStart"/>
+      <w:r>
+        <w:rPr>
+          <w:rFonts w:ascii="Times New Roman" w:hAnsi="Times New Roman" w:cs="Times New Roman"/>
+          <w:sz w:val="24"/>
+          <w:szCs w:val="24"/>
+          <w:lang w:val="en-US"/>
+        </w:rPr>
+        <w:t>OpenMalaria</w:t>
+      </w:r>
+      <w:proofErr w:type="spellEnd"/>
+      <w:r>
+        <w:rPr>
+          <w:rFonts w:ascii="Times New Roman" w:hAnsi="Times New Roman" w:cs="Times New Roman"/>
+          <w:sz w:val="24"/>
+          <w:szCs w:val="24"/>
+          <w:lang w:val="en-US"/>
+        </w:rPr>
+        <w:t xml:space="preserve"> is resource-intensive, and generating the high volume of data required for a comprehensive sensitivity analysis is computationally expensive, a Gaussian process (GP) surrogate model was trained to predict </w:t>
+      </w:r>
+      <w:proofErr w:type="spellStart"/>
+      <w:r>
+        <w:rPr>
+          <w:rFonts w:ascii="Times New Roman" w:hAnsi="Times New Roman" w:cs="Times New Roman"/>
+          <w:sz w:val="24"/>
+          <w:szCs w:val="24"/>
+          <w:lang w:val="en-US"/>
+        </w:rPr>
+        <w:t>OpenMalaria</w:t>
+      </w:r>
+      <w:proofErr w:type="spellEnd"/>
+      <w:r>
+        <w:rPr>
+          <w:rFonts w:ascii="Times New Roman" w:hAnsi="Times New Roman" w:cs="Times New Roman"/>
+          <w:sz w:val="24"/>
+          <w:szCs w:val="24"/>
+          <w:lang w:val="en-US"/>
+        </w:rPr>
+        <w:t xml:space="preserve"> outputs to generate data for the sensitivity analysis. Once trained, GP models reduce computational costs and shorten the amount of time needed to implement model </w:t>
+      </w:r>
+      <w:proofErr w:type="gramStart"/>
+      <w:r>
+        <w:rPr>
+          <w:rFonts w:ascii="Times New Roman" w:hAnsi="Times New Roman" w:cs="Times New Roman"/>
+          <w:sz w:val="24"/>
+          <w:szCs w:val="24"/>
+          <w:lang w:val="en-US"/>
+        </w:rPr>
+        <w:t>runs:</w:t>
+      </w:r>
+      <w:proofErr w:type="gramEnd"/>
+      <w:r>
+        <w:rPr>
+          <w:rFonts w:ascii="Times New Roman" w:hAnsi="Times New Roman" w:cs="Times New Roman"/>
+          <w:sz w:val="24"/>
+          <w:szCs w:val="24"/>
+          <w:lang w:val="en-US"/>
+        </w:rPr>
+        <w:t xml:space="preserve"> instead of running </w:t>
       </w:r>
       <w:r>
         <w:rPr>
@@ -2338,7 +2532,47 @@
           <w:szCs w:val="24"/>
           <w:lang w:val="en-US"/>
         </w:rPr>
-        <w:t xml:space="preserve"> simulations under various scenarios using OpenMalaria, one only needs to evaluate the input parameters under a surrogate model. A training dataset of simulations was generated using OpenMalaria, and Gaussian process (GP) models </w:t>
+        <w:t xml:space="preserve"> simulations under various scenarios using </w:t>
+      </w:r>
+      <w:proofErr w:type="spellStart"/>
+      <w:r>
+        <w:rPr>
+          <w:rFonts w:ascii="Times New Roman" w:hAnsi="Times New Roman" w:cs="Times New Roman"/>
+          <w:sz w:val="24"/>
+          <w:szCs w:val="24"/>
+          <w:lang w:val="en-US"/>
+        </w:rPr>
+        <w:t>OpenMalaria</w:t>
+      </w:r>
+      <w:proofErr w:type="spellEnd"/>
+      <w:r>
+        <w:rPr>
+          <w:rFonts w:ascii="Times New Roman" w:hAnsi="Times New Roman" w:cs="Times New Roman"/>
+          <w:sz w:val="24"/>
+          <w:szCs w:val="24"/>
+          <w:lang w:val="en-US"/>
+        </w:rPr>
+        <w:t xml:space="preserve">, one only needs to evaluate the input parameters under a surrogate model. A training dataset of simulations was generated using </w:t>
+      </w:r>
+      <w:proofErr w:type="spellStart"/>
+      <w:r>
+        <w:rPr>
+          <w:rFonts w:ascii="Times New Roman" w:hAnsi="Times New Roman" w:cs="Times New Roman"/>
+          <w:sz w:val="24"/>
+          <w:szCs w:val="24"/>
+          <w:lang w:val="en-US"/>
+        </w:rPr>
+        <w:t>OpenMalaria</w:t>
+      </w:r>
+      <w:proofErr w:type="spellEnd"/>
+      <w:r>
+        <w:rPr>
+          <w:rFonts w:ascii="Times New Roman" w:hAnsi="Times New Roman" w:cs="Times New Roman"/>
+          <w:sz w:val="24"/>
+          <w:szCs w:val="24"/>
+          <w:lang w:val="en-US"/>
+        </w:rPr>
+        <w:t xml:space="preserve">, and Gaussian process (GP) models </w:t>
       </w:r>
       <w:r>
         <w:rPr>
@@ -2391,7 +2625,27 @@
           <w:szCs w:val="24"/>
           <w:lang w:val="en-US"/>
         </w:rPr>
-        <w:t xml:space="preserve"> were used to infer the relationship between simulation variables (ie, intervention coverage, half-life, efficacy, and vector composition) and corresponding intervention impact (</w:t>
+        <w:t xml:space="preserve"> were used to infer the relationship between simulation variables (</w:t>
+      </w:r>
+      <w:proofErr w:type="spellStart"/>
+      <w:r>
+        <w:rPr>
+          <w:rFonts w:ascii="Times New Roman" w:hAnsi="Times New Roman" w:cs="Times New Roman"/>
+          <w:sz w:val="24"/>
+          <w:szCs w:val="24"/>
+          <w:lang w:val="en-US"/>
+        </w:rPr>
+        <w:t>ie</w:t>
+      </w:r>
+      <w:proofErr w:type="spellEnd"/>
+      <w:r>
+        <w:rPr>
+          <w:rFonts w:ascii="Times New Roman" w:hAnsi="Times New Roman" w:cs="Times New Roman"/>
+          <w:sz w:val="24"/>
+          <w:szCs w:val="24"/>
+          <w:lang w:val="en-US"/>
+        </w:rPr>
+        <w:t>, intervention coverage, half-life, efficacy, and vector composition) and corresponding intervention impact (</w:t>
       </w:r>
       <w:r>
         <w:rPr>
@@ -2410,7 +2664,27 @@
           <w:szCs w:val="24"/>
           <w:lang w:val="en-US"/>
         </w:rPr>
-        <w:t xml:space="preserve"> reduction). This approach resulted in a computationally efficient predictive model that calculates disease model outputs from input values sampled during the sensitivity analysis. The surrogate model has the advantage of not requiring running OpenMalaria simulations. </w:t>
+        <w:t xml:space="preserve"> reduction). This approach resulted in a computationally efficient predictive model that calculates disease model outputs from input values sampled during the sensitivity analysis. The surrogate model has the advantage of not requiring running </w:t>
+      </w:r>
+      <w:proofErr w:type="spellStart"/>
+      <w:r>
+        <w:rPr>
+          <w:rFonts w:ascii="Times New Roman" w:hAnsi="Times New Roman" w:cs="Times New Roman"/>
+          <w:sz w:val="24"/>
+          <w:szCs w:val="24"/>
+          <w:lang w:val="en-US"/>
+        </w:rPr>
+        <w:t>OpenMalaria</w:t>
+      </w:r>
+      <w:proofErr w:type="spellEnd"/>
+      <w:r>
+        <w:rPr>
+          <w:rFonts w:ascii="Times New Roman" w:hAnsi="Times New Roman" w:cs="Times New Roman"/>
+          <w:sz w:val="24"/>
+          <w:szCs w:val="24"/>
+          <w:lang w:val="en-US"/>
+        </w:rPr>
+        <w:t xml:space="preserve"> simulations. </w:t>
       </w:r>
       <w:r>
         <w:rPr>
@@ -2421,8 +2695,9 @@
           <w:szCs w:val="24"/>
           <w:lang w:val="en-US"/>
         </w:rPr>
-        <w:t xml:space="preserve">A GP model with a Gaussian kernel was trained using the training dataset with OpenMalaria simulations for each district. The R package HetGP version 1.1.1 </w:t>
-      </w:r>
+        <w:t xml:space="preserve">A GP model with a Gaussian kernel was trained using the training dataset with </w:t>
+      </w:r>
+      <w:proofErr w:type="spellStart"/>
       <w:r>
         <w:rPr>
           <w:rFonts w:ascii="Times New Roman" w:hAnsi="Times New Roman" w:cs="Times New Roman"/>
@@ -2432,8 +2707,9 @@
           <w:szCs w:val="24"/>
           <w:lang w:val="en-US"/>
         </w:rPr>
-        <w:fldChar w:fldCharType="begin"/>
-      </w:r>
+        <w:t>OpenMalaria</w:t>
+      </w:r>
+      <w:proofErr w:type="spellEnd"/>
       <w:r>
         <w:rPr>
           <w:rFonts w:ascii="Times New Roman" w:hAnsi="Times New Roman" w:cs="Times New Roman"/>
@@ -2443,8 +2719,9 @@
           <w:szCs w:val="24"/>
           <w:lang w:val="en-US"/>
         </w:rPr>
-        <w:instrText xml:space="preserve"> ADDIN ZOTERO_ITEM CSL_CITATION {"citationID":"uFJpwkB5","properties":{"formattedCitation":"[15]","plainCitation":"[15]","noteIndex":0},"citationItems":[{"id":6315,"uris":["http://zotero.org/users/13629295/items/MH25277Z"],"itemData":{"id":6315,"type":"webpage","title":"Index of /web/packages/hetGP/vignettes","URL":"https://cran.r-project.org/web/packages/hetGP/vignettes/","accessed":{"date-parts":[["2025",5,5]]}}}],"schema":"https://github.com/citation-style-language/schema/raw/master/csl-citation.json"} </w:instrText>
-      </w:r>
+        <w:t xml:space="preserve"> simulations for each district. The R package </w:t>
+      </w:r>
+      <w:proofErr w:type="spellStart"/>
       <w:r>
         <w:rPr>
           <w:rFonts w:ascii="Times New Roman" w:hAnsi="Times New Roman" w:cs="Times New Roman"/>
@@ -2454,16 +2731,9 @@
           <w:szCs w:val="24"/>
           <w:lang w:val="en-US"/>
         </w:rPr>
-        <w:fldChar w:fldCharType="separate"/>
-      </w:r>
-      <w:r>
-        <w:rPr>
-          <w:rFonts w:ascii="Times New Roman" w:hAnsi="Times New Roman" w:cs="Times New Roman"/>
-          <w:sz w:val="24"/>
-          <w:lang w:val="en-US"/>
-        </w:rPr>
-        <w:t>[15]</w:t>
-      </w:r>
+        <w:t>HetGP</w:t>
+      </w:r>
+      <w:proofErr w:type="spellEnd"/>
       <w:r>
         <w:rPr>
           <w:rFonts w:ascii="Times New Roman" w:hAnsi="Times New Roman" w:cs="Times New Roman"/>
@@ -2473,7 +2743,7 @@
           <w:szCs w:val="24"/>
           <w:lang w:val="en-US"/>
         </w:rPr>
-        <w:fldChar w:fldCharType="end"/>
+        <w:t xml:space="preserve"> version 1.1.1 </w:t>
       </w:r>
       <w:r>
         <w:rPr>
@@ -2484,7 +2754,83 @@
           <w:szCs w:val="24"/>
           <w:lang w:val="en-US"/>
         </w:rPr>
-        <w:t xml:space="preserve"> was used in training the GP. HetGP is a powerful implementation of GP models, featuring heteroskedastic GP modeling embedded in a fast and efficient maximum-likelihood-based inference scheme. </w:t>
+        <w:fldChar w:fldCharType="begin"/>
+      </w:r>
+      <w:r>
+        <w:rPr>
+          <w:rFonts w:ascii="Times New Roman" w:hAnsi="Times New Roman" w:cs="Times New Roman"/>
+          <w:iCs/>
+          <w:color w:val="000000"/>
+          <w:sz w:val="24"/>
+          <w:szCs w:val="24"/>
+          <w:lang w:val="en-US"/>
+        </w:rPr>
+        <w:instrText xml:space="preserve"> ADDIN ZOTERO_ITEM CSL_CITATION {"citationID":"uFJpwkB5","properties":{"formattedCitation":"[15]","plainCitation":"[15]","noteIndex":0},"citationItems":[{"id":6315,"uris":["http://zotero.org/users/13629295/items/MH25277Z"],"itemData":{"id":6315,"type":"webpage","title":"Index of /web/packages/hetGP/vignettes","URL":"https://cran.r-project.org/web/packages/hetGP/vignettes/","accessed":{"date-parts":[["2025",5,5]]}}}],"schema":"https://github.com/citation-style-language/schema/raw/master/csl-citation.json"} </w:instrText>
+      </w:r>
+      <w:r>
+        <w:rPr>
+          <w:rFonts w:ascii="Times New Roman" w:hAnsi="Times New Roman" w:cs="Times New Roman"/>
+          <w:iCs/>
+          <w:color w:val="000000"/>
+          <w:sz w:val="24"/>
+          <w:szCs w:val="24"/>
+          <w:lang w:val="en-US"/>
+        </w:rPr>
+        <w:fldChar w:fldCharType="separate"/>
+      </w:r>
+      <w:r>
+        <w:rPr>
+          <w:rFonts w:ascii="Times New Roman" w:hAnsi="Times New Roman" w:cs="Times New Roman"/>
+          <w:sz w:val="24"/>
+          <w:lang w:val="en-US"/>
+        </w:rPr>
+        <w:t>[15]</w:t>
+      </w:r>
+      <w:r>
+        <w:rPr>
+          <w:rFonts w:ascii="Times New Roman" w:hAnsi="Times New Roman" w:cs="Times New Roman"/>
+          <w:iCs/>
+          <w:color w:val="000000"/>
+          <w:sz w:val="24"/>
+          <w:szCs w:val="24"/>
+          <w:lang w:val="en-US"/>
+        </w:rPr>
+        <w:fldChar w:fldCharType="end"/>
+      </w:r>
+      <w:r>
+        <w:rPr>
+          <w:rFonts w:ascii="Times New Roman" w:hAnsi="Times New Roman" w:cs="Times New Roman"/>
+          <w:iCs/>
+          <w:color w:val="000000"/>
+          <w:sz w:val="24"/>
+          <w:szCs w:val="24"/>
+          <w:lang w:val="en-US"/>
+        </w:rPr>
+        <w:t xml:space="preserve"> was used in training the GP. </w:t>
+      </w:r>
+      <w:proofErr w:type="spellStart"/>
+      <w:r>
+        <w:rPr>
+          <w:rFonts w:ascii="Times New Roman" w:hAnsi="Times New Roman" w:cs="Times New Roman"/>
+          <w:iCs/>
+          <w:color w:val="000000"/>
+          <w:sz w:val="24"/>
+          <w:szCs w:val="24"/>
+          <w:lang w:val="en-US"/>
+        </w:rPr>
+        <w:t>HetGP</w:t>
+      </w:r>
+      <w:proofErr w:type="spellEnd"/>
+      <w:r>
+        <w:rPr>
+          <w:rFonts w:ascii="Times New Roman" w:hAnsi="Times New Roman" w:cs="Times New Roman"/>
+          <w:iCs/>
+          <w:color w:val="000000"/>
+          <w:sz w:val="24"/>
+          <w:szCs w:val="24"/>
+          <w:lang w:val="en-US"/>
+        </w:rPr>
+        <w:t xml:space="preserve"> is a powerful implementation of GP models, featuring heteroskedastic GP modeling embedded in a fast and efficient maximum-likelihood-based inference scheme. </w:t>
       </w:r>
       <w:r>
         <w:rPr>
@@ -2903,7 +3249,27 @@
           <w:szCs w:val="24"/>
           <w:lang w:val="en-US"/>
         </w:rPr>
-        <w:t>where Y is the model outcome (ie. incidence reduction), d is the number of model inputs, and the conditional variances are defined as</w:t>
+        <w:t>where Y is the model outcome (</w:t>
+      </w:r>
+      <w:proofErr w:type="spellStart"/>
+      <w:r>
+        <w:rPr>
+          <w:rFonts w:ascii="Times New Roman" w:eastAsiaTheme="minorEastAsia" w:hAnsi="Times New Roman" w:cs="Times New Roman"/>
+          <w:sz w:val="24"/>
+          <w:szCs w:val="24"/>
+          <w:lang w:val="en-US"/>
+        </w:rPr>
+        <w:t>ie</w:t>
+      </w:r>
+      <w:proofErr w:type="spellEnd"/>
+      <w:r>
+        <w:rPr>
+          <w:rFonts w:ascii="Times New Roman" w:eastAsiaTheme="minorEastAsia" w:hAnsi="Times New Roman" w:cs="Times New Roman"/>
+          <w:sz w:val="24"/>
+          <w:szCs w:val="24"/>
+          <w:lang w:val="en-US"/>
+        </w:rPr>
+        <w:t>. incidence reduction), d is the number of model inputs, and the conditional variances are defined as</w:t>
       </w:r>
     </w:p>
     <w:p>
@@ -4695,8 +5061,29 @@
           <w:szCs w:val="24"/>
           <w:lang w:val="en-US"/>
         </w:rPr>
-        <w:t xml:space="preserve">A global sensitivity analysis of intervention coverage, the half-life of parameters, and geographic-specific parameters such as vector composition towards health outcomes such as incidence reduction (i.e., NSP endpoint of 2026 vs 2023 as reference), was performed. This helped us to identify the key drivers of impact for malaria interventions across different districts of Ghana. In particular, we were interested in parameters that are related to implementation and sampling strategies by the NMEP (Table 1). To compute the sensitivity indices, the function </w:t>
-      </w:r>
+        <w:t xml:space="preserve">A global sensitivity analysis of intervention coverage, the half-life of parameters, and geographic-specific parameters such as vector composition towards health outcomes such as incidence reduction (i.e., NSP endpoint of 2026 vs 2023 as reference), was performed. This helped us to identify the key drivers of impact for malaria interventions across different districts of Ghana. </w:t>
+      </w:r>
+      <w:proofErr w:type="gramStart"/>
+      <w:r>
+        <w:rPr>
+          <w:rFonts w:ascii="Times New Roman" w:hAnsi="Times New Roman" w:cs="Times New Roman"/>
+          <w:sz w:val="24"/>
+          <w:szCs w:val="24"/>
+          <w:lang w:val="en-US"/>
+        </w:rPr>
+        <w:t>In particular, we</w:t>
+      </w:r>
+      <w:proofErr w:type="gramEnd"/>
+      <w:r>
+        <w:rPr>
+          <w:rFonts w:ascii="Times New Roman" w:hAnsi="Times New Roman" w:cs="Times New Roman"/>
+          <w:sz w:val="24"/>
+          <w:szCs w:val="24"/>
+          <w:lang w:val="en-US"/>
+        </w:rPr>
+        <w:t xml:space="preserve"> were interested in parameters that are related to implementation and sampling strategies by the NMEP (Table 1). To compute the sensitivity indices, the function </w:t>
+      </w:r>
+      <w:proofErr w:type="spellStart"/>
       <w:r>
         <w:rPr>
           <w:rFonts w:ascii="Times New Roman" w:hAnsi="Times New Roman" w:cs="Times New Roman"/>
@@ -4706,7 +5093,19 @@
           <w:szCs w:val="24"/>
           <w:lang w:val="en-US"/>
         </w:rPr>
-        <w:t xml:space="preserve">soboljansen </w:t>
+        <w:t>soboljansen</w:t>
+      </w:r>
+      <w:proofErr w:type="spellEnd"/>
+      <w:r>
+        <w:rPr>
+          <w:rFonts w:ascii="Times New Roman" w:hAnsi="Times New Roman" w:cs="Times New Roman"/>
+          <w:i/>
+          <w:iCs/>
+          <w:sz w:val="24"/>
+          <w:szCs w:val="24"/>
+          <w:lang w:val="en-US"/>
+        </w:rPr>
+        <w:t xml:space="preserve"> </w:t>
       </w:r>
       <w:r>
         <w:rPr>
@@ -4838,7 +5237,6 @@
           <w:tcPr>
             <w:tcW w:w="6379" w:type="dxa"/>
             <w:gridSpan w:val="2"/>
-            <w:shd w:val="clear" w:color="auto" w:fill="auto"/>
             <w:tcMar>
               <w:top w:w="-332" w:type="dxa"/>
               <w:left w:w="-332" w:type="dxa"/>
@@ -4880,7 +5278,6 @@
         <w:tc>
           <w:tcPr>
             <w:tcW w:w="2977" w:type="dxa"/>
-            <w:shd w:val="clear" w:color="auto" w:fill="auto"/>
           </w:tcPr>
           <w:p>
             <w:pPr>
@@ -4921,7 +5318,6 @@
         <w:tc>
           <w:tcPr>
             <w:tcW w:w="1985" w:type="dxa"/>
-            <w:shd w:val="clear" w:color="auto" w:fill="auto"/>
             <w:tcMar>
               <w:top w:w="-332" w:type="dxa"/>
               <w:left w:w="-332" w:type="dxa"/>
@@ -4952,14 +5348,31 @@
                 <w:sz w:val="24"/>
                 <w:szCs w:val="24"/>
               </w:rPr>
-              <w:t>Intervention Effective Coverage</w:t>
+              <w:t xml:space="preserve">Intervention </w:t>
+            </w:r>
+            <w:proofErr w:type="spellStart"/>
+            <w:r>
+              <w:rPr>
+                <w:rFonts w:ascii="Times New Roman" w:hAnsi="Times New Roman" w:cs="Times New Roman"/>
+                <w:sz w:val="24"/>
+                <w:szCs w:val="24"/>
+              </w:rPr>
+              <w:t>Effective</w:t>
+            </w:r>
+            <w:proofErr w:type="spellEnd"/>
+            <w:r>
+              <w:rPr>
+                <w:rFonts w:ascii="Times New Roman" w:hAnsi="Times New Roman" w:cs="Times New Roman"/>
+                <w:sz w:val="24"/>
+                <w:szCs w:val="24"/>
+              </w:rPr>
+              <w:t xml:space="preserve"> Coverage</w:t>
             </w:r>
           </w:p>
         </w:tc>
         <w:tc>
           <w:tcPr>
             <w:tcW w:w="4394" w:type="dxa"/>
-            <w:shd w:val="clear" w:color="auto" w:fill="auto"/>
             <w:tcMar>
               <w:top w:w="-332" w:type="dxa"/>
               <w:left w:w="-332" w:type="dxa"/>
@@ -4997,8 +5410,18 @@
                 <w:sz w:val="24"/>
                 <w:szCs w:val="24"/>
               </w:rPr>
-              <w:t>Future ITN coverage</w:t>
+              <w:t xml:space="preserve">Future ITN </w:t>
             </w:r>
+            <w:proofErr w:type="spellStart"/>
+            <w:r>
+              <w:rPr>
+                <w:rFonts w:ascii="Times New Roman" w:hAnsi="Times New Roman" w:cs="Times New Roman"/>
+                <w:sz w:val="24"/>
+                <w:szCs w:val="24"/>
+              </w:rPr>
+              <w:t>coverage</w:t>
+            </w:r>
+            <w:proofErr w:type="spellEnd"/>
           </w:p>
           <w:p>
             <w:pPr>
@@ -5030,8 +5453,18 @@
                 <w:sz w:val="24"/>
                 <w:szCs w:val="24"/>
               </w:rPr>
-              <w:t>Future IRS coverage</w:t>
+              <w:t xml:space="preserve">Future IRS </w:t>
             </w:r>
+            <w:proofErr w:type="spellStart"/>
+            <w:r>
+              <w:rPr>
+                <w:rFonts w:ascii="Times New Roman" w:hAnsi="Times New Roman" w:cs="Times New Roman"/>
+                <w:sz w:val="24"/>
+                <w:szCs w:val="24"/>
+              </w:rPr>
+              <w:t>coverage</w:t>
+            </w:r>
+            <w:proofErr w:type="spellEnd"/>
           </w:p>
           <w:p>
             <w:pPr>
@@ -5063,8 +5496,18 @@
                 <w:sz w:val="24"/>
                 <w:szCs w:val="24"/>
               </w:rPr>
-              <w:t>Future SMC coverage</w:t>
+              <w:t xml:space="preserve">Future SMC </w:t>
             </w:r>
+            <w:proofErr w:type="spellStart"/>
+            <w:r>
+              <w:rPr>
+                <w:rFonts w:ascii="Times New Roman" w:hAnsi="Times New Roman" w:cs="Times New Roman"/>
+                <w:sz w:val="24"/>
+                <w:szCs w:val="24"/>
+              </w:rPr>
+              <w:t>coverage</w:t>
+            </w:r>
+            <w:proofErr w:type="spellEnd"/>
           </w:p>
           <w:p>
             <w:pPr>
@@ -5096,8 +5539,18 @@
                 <w:sz w:val="24"/>
                 <w:szCs w:val="24"/>
               </w:rPr>
-              <w:t>Future Vaccine coverage</w:t>
+              <w:t xml:space="preserve">Future Vaccine </w:t>
             </w:r>
+            <w:proofErr w:type="spellStart"/>
+            <w:r>
+              <w:rPr>
+                <w:rFonts w:ascii="Times New Roman" w:hAnsi="Times New Roman" w:cs="Times New Roman"/>
+                <w:sz w:val="24"/>
+                <w:szCs w:val="24"/>
+              </w:rPr>
+              <w:t>coverage</w:t>
+            </w:r>
+            <w:proofErr w:type="spellEnd"/>
           </w:p>
         </w:tc>
         <w:tc>
@@ -5255,6 +5708,7 @@
           <w:szCs w:val="24"/>
         </w:rPr>
       </w:pPr>
+      <w:proofErr w:type="spellStart"/>
       <w:r>
         <w:rPr>
           <w:rFonts w:ascii="Times New Roman" w:hAnsi="Times New Roman" w:cs="Times New Roman"/>
@@ -5264,6 +5718,7 @@
         </w:rPr>
         <w:t>Results</w:t>
       </w:r>
+      <w:proofErr w:type="spellEnd"/>
     </w:p>
     <w:p>
       <w:pPr>
@@ -5322,77 +5777,105 @@
           <w:rFonts w:eastAsiaTheme="majorEastAsia"/>
           <w:b w:val="0"/>
         </w:rPr>
-        <w:t>long-lasting insecticidal nets (LLINs)</w:t>
-      </w:r>
-      <w:r>
-        <w:rPr>
-          <w:bCs/>
-        </w:rPr>
-        <w:t xml:space="preserve"> consistently contributed the largest proportion of cases averted, often accounting for over 75% of the impact.</w:t>
-      </w:r>
-      <w:r>
-        <w:rPr>
-          <w:bCs/>
-        </w:rPr>
-        <w:t xml:space="preserve"> </w:t>
-      </w:r>
-      <w:r>
-        <w:rPr>
-          <w:bCs/>
-        </w:rPr>
-        <w:t xml:space="preserve">In the northern regions </w:t>
-      </w:r>
-      <w:r>
-        <w:rPr>
-          <w:bCs/>
-          <w:i/>
-          <w:iCs/>
-        </w:rPr>
-        <w:t>(</w:t>
-      </w:r>
-      <w:r>
-        <w:rPr>
-          <w:rStyle w:val="Emphasis"/>
-          <w:rFonts w:eastAsiaTheme="majorEastAsia"/>
-          <w:bCs/>
-          <w:i w:val="0"/>
-          <w:iCs w:val="0"/>
-        </w:rPr>
-        <w:t>northern1–3, upper.west, north.east</w:t>
-      </w:r>
-      <w:r>
-        <w:rPr>
-          <w:bCs/>
-        </w:rPr>
-        <w:t>)</w:t>
-      </w:r>
-      <w:r>
-        <w:rPr>
-          <w:bCs/>
-        </w:rPr>
-        <w:t>, where</w:t>
-      </w:r>
-      <w:r>
-        <w:rPr>
-          <w:bCs/>
-        </w:rPr>
-        <w:t xml:space="preserve"> </w:t>
-      </w:r>
+        <w:t>long-lasting insecticidal nets (</w:t>
+      </w:r>
+      <w:proofErr w:type="spellStart"/>
       <w:r>
         <w:rPr>
           <w:rStyle w:val="Strong"/>
           <w:rFonts w:eastAsiaTheme="majorEastAsia"/>
           <w:b w:val="0"/>
         </w:rPr>
-        <w:t>seasonal malaria chemoprevention (SMC)</w:t>
-      </w:r>
+        <w:t>LLINs</w:t>
+      </w:r>
+      <w:proofErr w:type="spellEnd"/>
       <w:r>
         <w:rPr>
           <w:rStyle w:val="Strong"/>
           <w:rFonts w:eastAsiaTheme="majorEastAsia"/>
           <w:b w:val="0"/>
         </w:rPr>
-        <w:t xml:space="preserve"> and </w:t>
+        <w:t>)</w:t>
+      </w:r>
+      <w:r>
+        <w:rPr>
+          <w:bCs/>
+        </w:rPr>
+        <w:t xml:space="preserve"> consistently contributed the largest proportion of cases averted, often accounting for over 75% of the impact. In the northern regions </w:t>
+      </w:r>
+      <w:r>
+        <w:rPr>
+          <w:bCs/>
+          <w:i/>
+          <w:iCs/>
+        </w:rPr>
+        <w:t>(</w:t>
+      </w:r>
+      <w:r>
+        <w:rPr>
+          <w:rStyle w:val="Emphasis"/>
+          <w:rFonts w:eastAsiaTheme="majorEastAsia"/>
+          <w:bCs/>
+          <w:i w:val="0"/>
+          <w:iCs w:val="0"/>
+        </w:rPr>
+        <w:t xml:space="preserve">northern1–3, </w:t>
+      </w:r>
+      <w:proofErr w:type="spellStart"/>
+      <w:proofErr w:type="gramStart"/>
+      <w:r>
+        <w:rPr>
+          <w:rStyle w:val="Emphasis"/>
+          <w:rFonts w:eastAsiaTheme="majorEastAsia"/>
+          <w:bCs/>
+          <w:i w:val="0"/>
+          <w:iCs w:val="0"/>
+        </w:rPr>
+        <w:t>upper.west</w:t>
+      </w:r>
+      <w:proofErr w:type="spellEnd"/>
+      <w:proofErr w:type="gramEnd"/>
+      <w:r>
+        <w:rPr>
+          <w:rStyle w:val="Emphasis"/>
+          <w:rFonts w:eastAsiaTheme="majorEastAsia"/>
+          <w:bCs/>
+          <w:i w:val="0"/>
+          <w:iCs w:val="0"/>
+        </w:rPr>
+        <w:t xml:space="preserve">, </w:t>
+      </w:r>
+      <w:proofErr w:type="spellStart"/>
+      <w:proofErr w:type="gramStart"/>
+      <w:r>
+        <w:rPr>
+          <w:rStyle w:val="Emphasis"/>
+          <w:rFonts w:eastAsiaTheme="majorEastAsia"/>
+          <w:bCs/>
+          <w:i w:val="0"/>
+          <w:iCs w:val="0"/>
+        </w:rPr>
+        <w:t>north.east</w:t>
+      </w:r>
+      <w:proofErr w:type="spellEnd"/>
+      <w:proofErr w:type="gramEnd"/>
+      <w:r>
+        <w:rPr>
+          <w:bCs/>
+        </w:rPr>
+        <w:t>)</w:t>
+      </w:r>
+      <w:r>
+        <w:rPr>
+          <w:bCs/>
+        </w:rPr>
+        <w:t>, where</w:t>
+      </w:r>
+      <w:r>
+        <w:rPr>
+          <w:bCs/>
+        </w:rPr>
+        <w:t xml:space="preserve"> </w:t>
       </w:r>
       <w:r>
         <w:rPr>
@@ -5400,25 +5883,7 @@
           <w:rFonts w:eastAsiaTheme="majorEastAsia"/>
           <w:b w:val="0"/>
         </w:rPr>
-        <w:t>indoor residual spraying (IRS)</w:t>
-      </w:r>
-      <w:r>
-        <w:rPr>
-          <w:bCs/>
-        </w:rPr>
-        <w:t xml:space="preserve"> </w:t>
-      </w:r>
-      <w:r>
-        <w:rPr>
-          <w:bCs/>
-        </w:rPr>
-        <w:t>are co-deployed, SMC</w:t>
-      </w:r>
-      <w:r>
-        <w:rPr>
-          <w:bCs/>
-        </w:rPr>
-        <w:t xml:space="preserve"> contributed significantly to the reduction in cases, especially among children aged 0–5 years, where it often accounted for 30–50% of cases averted. In these same regions, </w:t>
+        <w:t>seasonal malaria chemoprevention (SMC)</w:t>
       </w:r>
       <w:r>
         <w:rPr>
@@ -5426,58 +5891,19 @@
           <w:rFonts w:eastAsiaTheme="majorEastAsia"/>
           <w:b w:val="0"/>
         </w:rPr>
-        <w:t>IRS</w:t>
-      </w:r>
-      <w:r>
-        <w:rPr>
-          <w:bCs/>
-        </w:rPr>
-        <w:t xml:space="preserve"> also played </w:t>
-      </w:r>
-      <w:r>
-        <w:rPr>
-          <w:bCs/>
-        </w:rPr>
-        <w:lastRenderedPageBreak/>
-        <w:t xml:space="preserve">a substantial role, contributing up to 40% of impact in some </w:t>
-      </w:r>
-      <w:r>
-        <w:rPr>
-          <w:bCs/>
-        </w:rPr>
-        <w:t>settings</w:t>
-      </w:r>
-      <w:r>
-        <w:rPr>
-          <w:bCs/>
-        </w:rPr>
-        <w:t xml:space="preserve"> (</w:t>
-      </w:r>
-      <w:r>
-        <w:rPr>
-          <w:rStyle w:val="Emphasis"/>
-          <w:rFonts w:eastAsiaTheme="majorEastAsia"/>
-          <w:bCs/>
-        </w:rPr>
-        <w:t>northern1, upper.west3</w:t>
-      </w:r>
-      <w:r>
-        <w:rPr>
-          <w:bCs/>
-        </w:rPr>
-        <w:t>), particularly among younger age groups.</w:t>
-      </w:r>
-      <w:r>
-        <w:rPr>
-          <w:bCs/>
-        </w:rPr>
-        <w:t xml:space="preserve"> </w:t>
-      </w:r>
-      <w:r>
-        <w:rPr>
-          <w:bCs/>
-        </w:rPr>
-        <w:t xml:space="preserve">The </w:t>
+        <w:t xml:space="preserve"> and indoor residual spraying (IRS)</w:t>
+      </w:r>
+      <w:r>
+        <w:rPr>
+          <w:bCs/>
+        </w:rPr>
+        <w:t xml:space="preserve"> are co-deployed, SMC</w:t>
+      </w:r>
+      <w:r>
+        <w:rPr>
+          <w:bCs/>
+        </w:rPr>
+        <w:t xml:space="preserve"> contributed significantly to the reduction in cases, especially among children aged 0–5 years, where it often accounted for 30–50% of cases averted. In these same regions, </w:t>
       </w:r>
       <w:r>
         <w:rPr>
@@ -5485,40 +5911,76 @@
           <w:rFonts w:eastAsiaTheme="majorEastAsia"/>
           <w:b w:val="0"/>
         </w:rPr>
-        <w:t>malaria vaccine</w:t>
-      </w:r>
-      <w:r>
-        <w:rPr>
-          <w:bCs/>
-        </w:rPr>
-        <w:t xml:space="preserve"> showed a consistently small but non-negligible contribution in all s</w:t>
-      </w:r>
-      <w:r>
-        <w:rPr>
-          <w:bCs/>
-        </w:rPr>
-        <w:t>ettings</w:t>
-      </w:r>
-      <w:r>
-        <w:rPr>
-          <w:bCs/>
-        </w:rPr>
-        <w:t>, generally making up less than 5% of the total relative impact. Its influence was mostly visible in younger age groups (0–5 years), aligning with the vaccine’s target demographic.</w:t>
-      </w:r>
-    </w:p>
-    <w:p>
-      <w:pPr>
-        <w:pStyle w:val="NormalWeb"/>
-        <w:spacing w:line="360" w:lineRule="auto"/>
-        <w:rPr>
-          <w:bCs/>
-        </w:rPr>
-      </w:pPr>
-      <w:r>
-        <w:rPr>
-          <w:bCs/>
-        </w:rPr>
-        <w:t xml:space="preserve">A similar pattern was observed for </w:t>
+        <w:t>IRS</w:t>
+      </w:r>
+      <w:r>
+        <w:rPr>
+          <w:bCs/>
+        </w:rPr>
+        <w:t xml:space="preserve"> also played </w:t>
+      </w:r>
+      <w:r>
+        <w:rPr>
+          <w:bCs/>
+        </w:rPr>
+        <w:lastRenderedPageBreak/>
+        <w:t xml:space="preserve">a substantial role, contributing up to 40% of impact in some </w:t>
+      </w:r>
+      <w:r>
+        <w:rPr>
+          <w:bCs/>
+        </w:rPr>
+        <w:t>settings</w:t>
+      </w:r>
+      <w:r>
+        <w:rPr>
+          <w:bCs/>
+        </w:rPr>
+        <w:t xml:space="preserve"> (</w:t>
+      </w:r>
+      <w:r>
+        <w:rPr>
+          <w:rStyle w:val="Emphasis"/>
+          <w:rFonts w:eastAsiaTheme="majorEastAsia"/>
+          <w:bCs/>
+        </w:rPr>
+        <w:t xml:space="preserve">northern1, </w:t>
+      </w:r>
+      <w:proofErr w:type="gramStart"/>
+      <w:r>
+        <w:rPr>
+          <w:rStyle w:val="Emphasis"/>
+          <w:rFonts w:eastAsiaTheme="majorEastAsia"/>
+          <w:bCs/>
+        </w:rPr>
+        <w:t>upper.west</w:t>
+      </w:r>
+      <w:proofErr w:type="gramEnd"/>
+      <w:r>
+        <w:rPr>
+          <w:rStyle w:val="Emphasis"/>
+          <w:rFonts w:eastAsiaTheme="majorEastAsia"/>
+          <w:bCs/>
+        </w:rPr>
+        <w:t>3</w:t>
+      </w:r>
+      <w:r>
+        <w:rPr>
+          <w:bCs/>
+        </w:rPr>
+        <w:t>), particularly among younger age groups.</w:t>
+      </w:r>
+      <w:r>
+        <w:rPr>
+          <w:bCs/>
+        </w:rPr>
+        <w:t xml:space="preserve"> </w:t>
+      </w:r>
+      <w:r>
+        <w:rPr>
+          <w:bCs/>
+        </w:rPr>
+        <w:t xml:space="preserve">The </w:t>
       </w:r>
       <w:r>
         <w:rPr>
@@ -5526,26 +5988,40 @@
           <w:rFonts w:eastAsiaTheme="majorEastAsia"/>
           <w:b w:val="0"/>
         </w:rPr>
-        <w:t>severe malaria</w:t>
-      </w:r>
-      <w:r>
-        <w:rPr>
-          <w:bCs/>
-        </w:rPr>
-        <w:t xml:space="preserve"> (</w:t>
-      </w:r>
-      <w:r>
-        <w:rPr>
-          <w:bCs/>
-          <w:highlight w:val="yellow"/>
-        </w:rPr>
-        <w:t>Figure 2</w:t>
-      </w:r>
-      <w:r>
-        <w:rPr>
-          <w:bCs/>
-        </w:rPr>
-        <w:t xml:space="preserve">), with </w:t>
+        <w:t>malaria vaccine</w:t>
+      </w:r>
+      <w:r>
+        <w:rPr>
+          <w:bCs/>
+        </w:rPr>
+        <w:t xml:space="preserve"> showed a consistently small but non-negligible contribution in all s</w:t>
+      </w:r>
+      <w:r>
+        <w:rPr>
+          <w:bCs/>
+        </w:rPr>
+        <w:t>ettings</w:t>
+      </w:r>
+      <w:r>
+        <w:rPr>
+          <w:bCs/>
+        </w:rPr>
+        <w:t>, generally making up less than 5% of the total relative impact. Its influence was mostly visible in younger age groups (0–5 years), aligning with the vaccine’s target demographic.</w:t>
+      </w:r>
+    </w:p>
+    <w:p>
+      <w:pPr>
+        <w:pStyle w:val="NormalWeb"/>
+        <w:spacing w:line="360" w:lineRule="auto"/>
+        <w:rPr>
+          <w:bCs/>
+        </w:rPr>
+      </w:pPr>
+      <w:r>
+        <w:rPr>
+          <w:bCs/>
+        </w:rPr>
+        <w:t xml:space="preserve">A similar pattern was observed for </w:t>
       </w:r>
       <w:r>
         <w:rPr>
@@ -5553,107 +6029,72 @@
           <w:rFonts w:eastAsiaTheme="majorEastAsia"/>
           <w:b w:val="0"/>
         </w:rPr>
-        <w:t>LLINs</w:t>
-      </w:r>
-      <w:r>
-        <w:rPr>
-          <w:bCs/>
-        </w:rPr>
-        <w:t xml:space="preserve"> again forming the cornerstone of intervention impact across nearly all settings</w:t>
-      </w:r>
-      <w:r>
-        <w:rPr>
-          <w:bCs/>
-        </w:rPr>
-        <w:t xml:space="preserve"> where it is deployed</w:t>
-      </w:r>
-      <w:r>
-        <w:rPr>
-          <w:bCs/>
-        </w:rPr>
-        <w:t xml:space="preserve">. Their contribution exceeded 60% in most </w:t>
-      </w:r>
-      <w:r>
-        <w:rPr>
-          <w:bCs/>
-        </w:rPr>
-        <w:t>setting</w:t>
-      </w:r>
-      <w:r>
-        <w:rPr>
-          <w:bCs/>
-        </w:rPr>
-        <w:t>s, particularly in southern zones with lower transmission intensity.</w:t>
-      </w:r>
-      <w:r>
-        <w:rPr>
-          <w:bCs/>
-        </w:rPr>
-        <w:t xml:space="preserve"> </w:t>
-      </w:r>
+        <w:t>severe malaria</w:t>
+      </w:r>
+      <w:r>
+        <w:rPr>
+          <w:bCs/>
+        </w:rPr>
+        <w:t xml:space="preserve"> (</w:t>
+      </w:r>
+      <w:r>
+        <w:rPr>
+          <w:bCs/>
+          <w:highlight w:val="yellow"/>
+        </w:rPr>
+        <w:t>Figure 2</w:t>
+      </w:r>
+      <w:r>
+        <w:rPr>
+          <w:bCs/>
+        </w:rPr>
+        <w:t xml:space="preserve">), with </w:t>
+      </w:r>
+      <w:proofErr w:type="spellStart"/>
       <w:r>
         <w:rPr>
           <w:rStyle w:val="Strong"/>
           <w:rFonts w:eastAsiaTheme="majorEastAsia"/>
           <w:b w:val="0"/>
         </w:rPr>
-        <w:t xml:space="preserve">SMC </w:t>
-      </w:r>
-      <w:r>
-        <w:rPr>
-          <w:bCs/>
-        </w:rPr>
-        <w:t xml:space="preserve">had heightened relative importance in </w:t>
-      </w:r>
-      <w:r>
-        <w:rPr>
-          <w:bCs/>
-        </w:rPr>
-        <w:t xml:space="preserve">the </w:t>
-      </w:r>
-      <w:r>
-        <w:rPr>
-          <w:bCs/>
-        </w:rPr>
-        <w:t>northern settings (</w:t>
-      </w:r>
-      <w:r>
-        <w:rPr>
-          <w:rStyle w:val="Emphasis"/>
-          <w:rFonts w:eastAsiaTheme="majorEastAsia"/>
-          <w:bCs/>
-        </w:rPr>
-        <w:t>northern, upper.east, upper.west</w:t>
-      </w:r>
-      <w:r>
-        <w:rPr>
-          <w:bCs/>
-        </w:rPr>
-        <w:t xml:space="preserve">), where </w:t>
-      </w:r>
-      <w:r>
-        <w:rPr>
-          <w:bCs/>
-        </w:rPr>
-        <w:t>it</w:t>
-      </w:r>
-      <w:r>
-        <w:rPr>
-          <w:bCs/>
-        </w:rPr>
-        <w:t xml:space="preserve"> contributed over </w:t>
-      </w:r>
-      <w:r>
-        <w:rPr>
-          <w:bCs/>
-        </w:rPr>
-        <w:t>5</w:t>
-      </w:r>
-      <w:r>
-        <w:rPr>
-          <w:bCs/>
-        </w:rPr>
-        <w:t xml:space="preserve">0% of averted severe cases in younger children. Notably, </w:t>
+        <w:t>LLINs</w:t>
+      </w:r>
+      <w:proofErr w:type="spellEnd"/>
+      <w:r>
+        <w:rPr>
+          <w:bCs/>
+        </w:rPr>
+        <w:t xml:space="preserve"> again forming the cornerstone of intervention impact across nearly all settings</w:t>
+      </w:r>
+      <w:r>
+        <w:rPr>
+          <w:bCs/>
+        </w:rPr>
+        <w:t xml:space="preserve"> where it is deployed</w:t>
+      </w:r>
+      <w:r>
+        <w:rPr>
+          <w:bCs/>
+        </w:rPr>
+        <w:t xml:space="preserve">. Their contribution exceeded 60% in most </w:t>
+      </w:r>
+      <w:r>
+        <w:rPr>
+          <w:bCs/>
+        </w:rPr>
+        <w:t>setting</w:t>
+      </w:r>
+      <w:r>
+        <w:rPr>
+          <w:bCs/>
+        </w:rPr>
+        <w:t>s, particularly in southern zones with lower transmission intensity.</w:t>
+      </w:r>
+      <w:r>
+        <w:rPr>
+          <w:bCs/>
+        </w:rPr>
+        <w:t xml:space="preserve"> </w:t>
       </w:r>
       <w:r>
         <w:rPr>
@@ -5661,7 +6102,95 @@
           <w:rFonts w:eastAsiaTheme="majorEastAsia"/>
           <w:b w:val="0"/>
         </w:rPr>
-        <w:t>S</w:t>
+        <w:t xml:space="preserve">SMC </w:t>
+      </w:r>
+      <w:r>
+        <w:rPr>
+          <w:bCs/>
+        </w:rPr>
+        <w:t xml:space="preserve">had heightened relative importance in </w:t>
+      </w:r>
+      <w:r>
+        <w:rPr>
+          <w:bCs/>
+        </w:rPr>
+        <w:t xml:space="preserve">the </w:t>
+      </w:r>
+      <w:r>
+        <w:rPr>
+          <w:bCs/>
+        </w:rPr>
+        <w:t>northern settings (</w:t>
+      </w:r>
+      <w:r>
+        <w:rPr>
+          <w:rStyle w:val="Emphasis"/>
+          <w:rFonts w:eastAsiaTheme="majorEastAsia"/>
+          <w:bCs/>
+        </w:rPr>
+        <w:t xml:space="preserve">northern, </w:t>
+      </w:r>
+      <w:proofErr w:type="spellStart"/>
+      <w:proofErr w:type="gramStart"/>
+      <w:r>
+        <w:rPr>
+          <w:rStyle w:val="Emphasis"/>
+          <w:rFonts w:eastAsiaTheme="majorEastAsia"/>
+          <w:bCs/>
+        </w:rPr>
+        <w:t>upper.east</w:t>
+      </w:r>
+      <w:proofErr w:type="spellEnd"/>
+      <w:proofErr w:type="gramEnd"/>
+      <w:r>
+        <w:rPr>
+          <w:rStyle w:val="Emphasis"/>
+          <w:rFonts w:eastAsiaTheme="majorEastAsia"/>
+          <w:bCs/>
+        </w:rPr>
+        <w:t xml:space="preserve">, </w:t>
+      </w:r>
+      <w:proofErr w:type="spellStart"/>
+      <w:proofErr w:type="gramStart"/>
+      <w:r>
+        <w:rPr>
+          <w:rStyle w:val="Emphasis"/>
+          <w:rFonts w:eastAsiaTheme="majorEastAsia"/>
+          <w:bCs/>
+        </w:rPr>
+        <w:t>upper.west</w:t>
+      </w:r>
+      <w:proofErr w:type="spellEnd"/>
+      <w:proofErr w:type="gramEnd"/>
+      <w:r>
+        <w:rPr>
+          <w:bCs/>
+        </w:rPr>
+        <w:t xml:space="preserve">), where </w:t>
+      </w:r>
+      <w:r>
+        <w:rPr>
+          <w:bCs/>
+        </w:rPr>
+        <w:t>it</w:t>
+      </w:r>
+      <w:r>
+        <w:rPr>
+          <w:bCs/>
+        </w:rPr>
+        <w:t xml:space="preserve"> contributed over </w:t>
+      </w:r>
+      <w:r>
+        <w:rPr>
+          <w:bCs/>
+        </w:rPr>
+        <w:t>5</w:t>
+      </w:r>
+      <w:r>
+        <w:rPr>
+          <w:bCs/>
+        </w:rPr>
+        <w:t xml:space="preserve">0% of averted severe cases in younger children. Notably, </w:t>
       </w:r>
       <w:r>
         <w:rPr>
@@ -5669,37 +6198,7 @@
           <w:rFonts w:eastAsiaTheme="majorEastAsia"/>
           <w:b w:val="0"/>
         </w:rPr>
-        <w:t>MC</w:t>
-      </w:r>
-      <w:r>
-        <w:rPr>
-          <w:bCs/>
-        </w:rPr>
-        <w:t xml:space="preserve"> had a greater relative impact on severe cases than on uncomplicated cases in </w:t>
-      </w:r>
-      <w:r>
-        <w:rPr>
-          <w:bCs/>
-        </w:rPr>
-        <w:t>settings where they are co-deployed</w:t>
-      </w:r>
-      <w:r>
-        <w:rPr>
-          <w:bCs/>
-        </w:rPr>
-        <w:t>.</w:t>
-      </w:r>
-      <w:r>
-        <w:rPr>
-          <w:bCs/>
-        </w:rPr>
-        <w:t xml:space="preserve"> </w:t>
-      </w:r>
-      <w:r>
-        <w:rPr>
-          <w:bCs/>
-        </w:rPr>
-        <w:t xml:space="preserve">The </w:t>
+        <w:t>S</w:t>
       </w:r>
       <w:r>
         <w:rPr>
@@ -5707,6 +6206,44 @@
           <w:rFonts w:eastAsiaTheme="majorEastAsia"/>
           <w:b w:val="0"/>
         </w:rPr>
+        <w:t>MC</w:t>
+      </w:r>
+      <w:r>
+        <w:rPr>
+          <w:bCs/>
+        </w:rPr>
+        <w:t xml:space="preserve"> had a greater relative impact on severe cases than on uncomplicated cases in </w:t>
+      </w:r>
+      <w:r>
+        <w:rPr>
+          <w:bCs/>
+        </w:rPr>
+        <w:t>settings where they are co-deployed</w:t>
+      </w:r>
+      <w:r>
+        <w:rPr>
+          <w:bCs/>
+        </w:rPr>
+        <w:t>.</w:t>
+      </w:r>
+      <w:r>
+        <w:rPr>
+          <w:bCs/>
+        </w:rPr>
+        <w:t xml:space="preserve"> </w:t>
+      </w:r>
+      <w:r>
+        <w:rPr>
+          <w:bCs/>
+        </w:rPr>
+        <w:t xml:space="preserve">The </w:t>
+      </w:r>
+      <w:r>
+        <w:rPr>
+          <w:rStyle w:val="Strong"/>
+          <w:rFonts w:eastAsiaTheme="majorEastAsia"/>
+          <w:b w:val="0"/>
+        </w:rPr>
         <w:t>malaria vaccine</w:t>
       </w:r>
       <w:r>
@@ -5783,13 +6320,7 @@
         <w:rPr>
           <w:bCs/>
         </w:rPr>
-        <w:t xml:space="preserve"> causing the </w:t>
-      </w:r>
-      <w:r>
-        <w:rPr>
-          <w:bCs/>
-        </w:rPr>
-        <w:t>model outcome (incidence reduction)</w:t>
+        <w:t xml:space="preserve"> causing the model outcome (incidence reduction)</w:t>
       </w:r>
       <w:r>
         <w:rPr>
@@ -5833,11 +6364,19 @@
         </w:rPr>
         <w:t xml:space="preserve"> and vice versa. In nearly all settings, </w:t>
       </w:r>
-      <w:r>
-        <w:rPr>
-          <w:bCs/>
-        </w:rPr>
-        <w:t xml:space="preserve">LLINs </w:t>
+      <w:proofErr w:type="spellStart"/>
+      <w:r>
+        <w:rPr>
+          <w:bCs/>
+        </w:rPr>
+        <w:t>LLINs</w:t>
+      </w:r>
+      <w:proofErr w:type="spellEnd"/>
+      <w:r>
+        <w:rPr>
+          <w:bCs/>
+        </w:rPr>
+        <w:t xml:space="preserve"> </w:t>
       </w:r>
       <w:r>
         <w:rPr>
@@ -5937,13 +6476,23 @@
         </w:rPr>
         <w:t xml:space="preserve">, IRS had both high relative impact and high sensitivity indices (Sobol index &gt; 0.75), suggesting that decision-making in these settings is highly dependent on IRS-related parameters. However, other regions like </w:t>
       </w:r>
+      <w:proofErr w:type="gramStart"/>
       <w:r>
         <w:rPr>
           <w:bCs/>
           <w:i/>
           <w:iCs/>
         </w:rPr>
-        <w:t>north.east1</w:t>
+        <w:t>north.east</w:t>
+      </w:r>
+      <w:proofErr w:type="gramEnd"/>
+      <w:r>
+        <w:rPr>
+          <w:bCs/>
+          <w:i/>
+          <w:iCs/>
+        </w:rPr>
+        <w:t>1</w:t>
       </w:r>
       <w:r>
         <w:rPr>
@@ -5962,7 +6511,23 @@
           <w:bCs/>
           <w:highlight w:val="yellow"/>
         </w:rPr>
-        <w:t xml:space="preserve">LLIN consistently exhibited high relative impact and moderate to high sensitivity indices across nearly all settings. Most settings clustered in the top-right quadrant of the LLIN panel, showing both high contribution to output variance and high relative cases averted. This suggests that LLINs remain a </w:t>
+        <w:t xml:space="preserve">LLIN consistently exhibited high relative impact and moderate to high sensitivity indices across nearly all settings. Most settings clustered in the top-right quadrant of the LLIN panel, showing both high contribution to output variance and high relative cases averted. This suggests that </w:t>
+      </w:r>
+      <w:proofErr w:type="spellStart"/>
+      <w:r>
+        <w:rPr>
+          <w:bCs/>
+          <w:highlight w:val="yellow"/>
+        </w:rPr>
+        <w:t>LLINs</w:t>
+      </w:r>
+      <w:proofErr w:type="spellEnd"/>
+      <w:r>
+        <w:rPr>
+          <w:bCs/>
+          <w:highlight w:val="yellow"/>
+        </w:rPr>
+        <w:t xml:space="preserve"> remain a </w:t>
       </w:r>
       <w:r>
         <w:rPr>
@@ -6026,13 +6591,23 @@
         </w:rPr>
         <w:t xml:space="preserve">), SMC had a moderate to high impact but low sensitivity indices, indicating robust performance with low parameter-driven uncertainty. However, settings like </w:t>
       </w:r>
+      <w:proofErr w:type="gramStart"/>
       <w:r>
         <w:rPr>
           <w:bCs/>
           <w:i/>
           <w:iCs/>
         </w:rPr>
-        <w:t>north.east2</w:t>
+        <w:t>north.east</w:t>
+      </w:r>
+      <w:proofErr w:type="gramEnd"/>
+      <w:r>
+        <w:rPr>
+          <w:bCs/>
+          <w:i/>
+          <w:iCs/>
+        </w:rPr>
+        <w:t>2</w:t>
       </w:r>
       <w:r>
         <w:rPr>
@@ -6189,7 +6764,29 @@
           <w:szCs w:val="24"/>
           <w:lang w:val="en-US"/>
         </w:rPr>
-        <w:t xml:space="preserve"> are based on a single set of coverage levels used in the current NSP, and deciding on what interventions to remove or coverages to reduce will be basing the decision on that single set of coverage levels. The sensitivity analysis gives us an idea of how robust these results are when coverages are varied</w:t>
+        <w:t xml:space="preserve"> are based on a single set of coverage levels used in the current NSP, and deciding on what interventions to remove or coverages to reduce will be </w:t>
+      </w:r>
+      <w:proofErr w:type="gramStart"/>
+      <w:r>
+        <w:rPr>
+          <w:rFonts w:ascii="Times New Roman" w:hAnsi="Times New Roman" w:cs="Times New Roman"/>
+          <w:bCs/>
+          <w:sz w:val="24"/>
+          <w:szCs w:val="24"/>
+          <w:lang w:val="en-US"/>
+        </w:rPr>
+        <w:t>basing</w:t>
+      </w:r>
+      <w:proofErr w:type="gramEnd"/>
+      <w:r>
+        <w:rPr>
+          <w:rFonts w:ascii="Times New Roman" w:hAnsi="Times New Roman" w:cs="Times New Roman"/>
+          <w:bCs/>
+          <w:sz w:val="24"/>
+          <w:szCs w:val="24"/>
+          <w:lang w:val="en-US"/>
+        </w:rPr>
+        <w:t xml:space="preserve"> the decision on that single set of coverage levels. The sensitivity analysis gives us an idea of how robust these results are when coverages are varied</w:t>
       </w:r>
     </w:p>
     <w:p>
@@ -6255,7 +6852,29 @@
           <w:szCs w:val="24"/>
           <w:lang w:val="en-US"/>
         </w:rPr>
-        <w:t xml:space="preserve">Case management and LLINs are the cornerstone of malaria control in sub Saharan Africa, as they represent a combination of treatment and prevention in the control of malaria. </w:t>
+        <w:t xml:space="preserve">Case management and LLINs are the cornerstone of malaria control in </w:t>
+      </w:r>
+      <w:proofErr w:type="gramStart"/>
+      <w:r>
+        <w:rPr>
+          <w:rFonts w:ascii="Times New Roman" w:hAnsi="Times New Roman" w:cs="Times New Roman"/>
+          <w:bCs/>
+          <w:sz w:val="24"/>
+          <w:szCs w:val="24"/>
+          <w:lang w:val="en-US"/>
+        </w:rPr>
+        <w:t>sub Saharan</w:t>
+      </w:r>
+      <w:proofErr w:type="gramEnd"/>
+      <w:r>
+        <w:rPr>
+          <w:rFonts w:ascii="Times New Roman" w:hAnsi="Times New Roman" w:cs="Times New Roman"/>
+          <w:bCs/>
+          <w:sz w:val="24"/>
+          <w:szCs w:val="24"/>
+          <w:lang w:val="en-US"/>
+        </w:rPr>
+        <w:t xml:space="preserve"> Africa, as they represent a combination of treatment and prevention in the control of malaria. </w:t>
       </w:r>
     </w:p>
     <w:p>
@@ -6426,7 +7045,27 @@
           <w:szCs w:val="24"/>
           <w:lang w:val="en-CH"/>
         </w:rPr>
-        <w:t>If LLINs must still be reduced or removed in some settings due to budget constrains, settings with low impact and low sensitivity should be considered first.</w:t>
+        <w:t xml:space="preserve">If </w:t>
+      </w:r>
+      <w:proofErr w:type="spellStart"/>
+      <w:r>
+        <w:rPr>
+          <w:rFonts w:ascii="Times New Roman" w:hAnsi="Times New Roman" w:cs="Times New Roman"/>
+          <w:sz w:val="24"/>
+          <w:szCs w:val="24"/>
+          <w:lang w:val="en-CH"/>
+        </w:rPr>
+        <w:t>LLINs</w:t>
+      </w:r>
+      <w:proofErr w:type="spellEnd"/>
+      <w:r>
+        <w:rPr>
+          <w:rFonts w:ascii="Times New Roman" w:hAnsi="Times New Roman" w:cs="Times New Roman"/>
+          <w:sz w:val="24"/>
+          <w:szCs w:val="24"/>
+          <w:lang w:val="en-CH"/>
+        </w:rPr>
+        <w:t xml:space="preserve"> must still be reduced or removed in some settings due to budget constrains, settings with low impact and low sensitivity should be considered first.</w:t>
       </w:r>
     </w:p>
     <w:p>
@@ -7989,6 +8628,7 @@
   <w:style w:type="character" w:default="1" w:styleId="DefaultParagraphFont">
     <w:name w:val="Default Paragraph Font"/>
     <w:uiPriority w:val="1"/>
+    <w:semiHidden/>
     <w:unhideWhenUsed/>
   </w:style>
   <w:style w:type="table" w:default="1" w:styleId="TableNormal">
